--- a/paper/title_page.docx
+++ b/paper/title_page.docx
@@ -17,7 +17,7 @@
         <w:t xml:space="preserve"> </w:t>
       </w:r>
       <w:r>
-        <w:t xml:space="preserve">Two more landmarks: identifiability of the three-dimensional Cobb angle measured from biplanar radiographs</w:t>
+        <w:t xml:space="preserve">Two pedicle landmarks make the three-dimensional Cobb angle identifiable from biplanar radiographs</w:t>
       </w:r>
     </w:p>
     <w:p>

--- a/paper/title_page.docx
+++ b/paper/title_page.docx
@@ -98,7 +98,7 @@
         <w:pStyle w:val="BodyText"/>
       </w:pPr>
       <w:r>
-        <w:t xml:space="preserve">Shuji Yamamoto</w:t>
+        <w:t xml:space="preserve">Shuji Yamamoto, Doctor of Health Sciences</w:t>
       </w:r>
     </w:p>
     <w:p>
@@ -141,7 +141,7 @@
         <w:pStyle w:val="BodyText"/>
       </w:pPr>
       <w:r>
-        <w:t xml:space="preserve">Shuji Yamamoto</w:t>
+        <w:t xml:space="preserve">Shuji Yamamoto, Doctor of Health Sciences</w:t>
       </w:r>
     </w:p>
     <w:p>
